--- a/kviz/kivz.docx
+++ b/kviz/kivz.docx
@@ -71,43 +71,83 @@
     </w:p>
     <w:p>
       <w:r>
-        <w:t xml:space="preserve">        font-family: Arial, sans-serif;</w:t>
-      </w:r>
-    </w:p>
-    <w:p>
-      <w:r>
-        <w:t xml:space="preserve">        background: #f4f4f9;</w:t>
-      </w:r>
-    </w:p>
-    <w:p>
-      <w:r>
-        <w:t xml:space="preserve">        margin: 0;</w:t>
-      </w:r>
-    </w:p>
-    <w:p>
-      <w:r>
-        <w:t xml:space="preserve">        padding: 0;</w:t>
-      </w:r>
-    </w:p>
-    <w:p>
-      <w:r>
-        <w:t xml:space="preserve">        display: flex;</w:t>
-      </w:r>
-    </w:p>
-    <w:p>
-      <w:r>
-        <w:t xml:space="preserve">        justify-content: center;</w:t>
-      </w:r>
-    </w:p>
-    <w:p>
-      <w:r>
-        <w:t xml:space="preserve">        align-items: flex-start;</w:t>
-      </w:r>
-    </w:p>
-    <w:p>
-      <w:r>
-        <w:t xml:space="preserve">        min-height: 100vh;</w:t>
-      </w:r>
+        <w:t xml:space="preserve">        font-family: Arial, sans-</w:t>
+      </w:r>
+      <w:proofErr w:type="gramStart"/>
+      <w:r>
+        <w:t>serif;</w:t>
+      </w:r>
+      <w:proofErr w:type="gramEnd"/>
+    </w:p>
+    <w:p>
+      <w:r>
+        <w:t xml:space="preserve">        </w:t>
+      </w:r>
+      <w:proofErr w:type="gramStart"/>
+      <w:r>
+        <w:t>background: #f4f4f9;</w:t>
+      </w:r>
+      <w:proofErr w:type="gramEnd"/>
+    </w:p>
+    <w:p>
+      <w:r>
+        <w:t xml:space="preserve">        margin: </w:t>
+      </w:r>
+      <w:proofErr w:type="gramStart"/>
+      <w:r>
+        <w:t>0;</w:t>
+      </w:r>
+      <w:proofErr w:type="gramEnd"/>
+    </w:p>
+    <w:p>
+      <w:r>
+        <w:t xml:space="preserve">        padding: </w:t>
+      </w:r>
+      <w:proofErr w:type="gramStart"/>
+      <w:r>
+        <w:t>0;</w:t>
+      </w:r>
+      <w:proofErr w:type="gramEnd"/>
+    </w:p>
+    <w:p>
+      <w:r>
+        <w:t xml:space="preserve">        display: </w:t>
+      </w:r>
+      <w:proofErr w:type="gramStart"/>
+      <w:r>
+        <w:t>flex;</w:t>
+      </w:r>
+      <w:proofErr w:type="gramEnd"/>
+    </w:p>
+    <w:p>
+      <w:r>
+        <w:t xml:space="preserve">        justify-content: </w:t>
+      </w:r>
+      <w:proofErr w:type="gramStart"/>
+      <w:r>
+        <w:t>center;</w:t>
+      </w:r>
+      <w:proofErr w:type="gramEnd"/>
+    </w:p>
+    <w:p>
+      <w:r>
+        <w:t xml:space="preserve">        align-items: flex-</w:t>
+      </w:r>
+      <w:proofErr w:type="gramStart"/>
+      <w:r>
+        <w:t>start;</w:t>
+      </w:r>
+      <w:proofErr w:type="gramEnd"/>
+    </w:p>
+    <w:p>
+      <w:r>
+        <w:t xml:space="preserve">        min-height: </w:t>
+      </w:r>
+      <w:proofErr w:type="gramStart"/>
+      <w:r>
+        <w:t>100vh;</w:t>
+      </w:r>
+      <w:proofErr w:type="gramEnd"/>
     </w:p>
     <w:p>
       <w:r>
@@ -122,46 +162,94 @@
     </w:p>
     <w:p>
       <w:r>
-        <w:t xml:space="preserve">        background: white;</w:t>
-      </w:r>
-    </w:p>
-    <w:p>
-      <w:r>
-        <w:t xml:space="preserve">        margin-top: 40px;</w:t>
-      </w:r>
-    </w:p>
-    <w:p>
-      <w:r>
-        <w:t xml:space="preserve">        padding: 30px;</w:t>
-      </w:r>
-    </w:p>
-    <w:p>
-      <w:r>
-        <w:t xml:space="preserve">        border-radius: 12px;</w:t>
-      </w:r>
-    </w:p>
-    <w:p>
-      <w:r>
-        <w:t xml:space="preserve">        width: 90%;</w:t>
-      </w:r>
-    </w:p>
-    <w:p>
-      <w:r>
-        <w:t xml:space="preserve">        max-width: 650px;</w:t>
-      </w:r>
+        <w:t xml:space="preserve">        background: </w:t>
+      </w:r>
+      <w:proofErr w:type="gramStart"/>
+      <w:r>
+        <w:t>white;</w:t>
+      </w:r>
+      <w:proofErr w:type="gramEnd"/>
+    </w:p>
+    <w:p>
+      <w:r>
+        <w:t xml:space="preserve">        margin-top: </w:t>
+      </w:r>
+      <w:proofErr w:type="gramStart"/>
+      <w:r>
+        <w:t>40px;</w:t>
+      </w:r>
+      <w:proofErr w:type="gramEnd"/>
+    </w:p>
+    <w:p>
+      <w:r>
+        <w:t xml:space="preserve">        padding: </w:t>
+      </w:r>
+      <w:proofErr w:type="gramStart"/>
+      <w:r>
+        <w:t>30px;</w:t>
+      </w:r>
+      <w:proofErr w:type="gramEnd"/>
+    </w:p>
+    <w:p>
+      <w:r>
+        <w:t xml:space="preserve">        border-radius: </w:t>
+      </w:r>
+      <w:proofErr w:type="gramStart"/>
+      <w:r>
+        <w:t>12px;</w:t>
+      </w:r>
+      <w:proofErr w:type="gramEnd"/>
+    </w:p>
+    <w:p>
+      <w:r>
+        <w:t xml:space="preserve">        width: </w:t>
+      </w:r>
+      <w:proofErr w:type="gramStart"/>
+      <w:r>
+        <w:t>90%;</w:t>
+      </w:r>
+      <w:proofErr w:type="gramEnd"/>
+    </w:p>
+    <w:p>
+      <w:r>
+        <w:t xml:space="preserve">        </w:t>
+      </w:r>
+      <w:proofErr w:type="gramStart"/>
+      <w:r>
+        <w:t>max-width</w:t>
+      </w:r>
+      <w:proofErr w:type="gramEnd"/>
+      <w:r>
+        <w:t xml:space="preserve">: </w:t>
+      </w:r>
+      <w:proofErr w:type="gramStart"/>
+      <w:r>
+        <w:t>650px;</w:t>
+      </w:r>
+      <w:proofErr w:type="gramEnd"/>
     </w:p>
     <w:p>
       <w:r>
         <w:t xml:space="preserve">        box-shadow: 0 4px 20px </w:t>
       </w:r>
       <w:proofErr w:type="spellStart"/>
+      <w:proofErr w:type="gramStart"/>
       <w:r>
         <w:t>rgba</w:t>
       </w:r>
       <w:proofErr w:type="spellEnd"/>
       <w:r>
-        <w:t>(0,0,0,0.1);</w:t>
-      </w:r>
+        <w:t>(</w:t>
+      </w:r>
+      <w:proofErr w:type="gramEnd"/>
+      <w:r>
+        <w:t>0,0,0,0.1</w:t>
+      </w:r>
+      <w:proofErr w:type="gramStart"/>
+      <w:r>
+        <w:t>);</w:t>
+      </w:r>
+      <w:proofErr w:type="gramEnd"/>
     </w:p>
     <w:p>
       <w:r>
@@ -173,8 +261,13 @@
       </w:r>
       <w:proofErr w:type="spellEnd"/>
       <w:r>
-        <w:t xml:space="preserve"> 0.6s ease;</w:t>
-      </w:r>
+        <w:t xml:space="preserve"> 0.6s </w:t>
+      </w:r>
+      <w:proofErr w:type="gramStart"/>
+      <w:r>
+        <w:t>ease;</w:t>
+      </w:r>
+      <w:proofErr w:type="gramEnd"/>
     </w:p>
     <w:p>
       <w:r>
@@ -198,7 +291,15 @@
     </w:p>
     <w:p>
       <w:r>
-        <w:t xml:space="preserve">        from { opacity: 0; transform: </w:t>
+        <w:t xml:space="preserve">        from </w:t>
+      </w:r>
+      <w:proofErr w:type="gramStart"/>
+      <w:r>
+        <w:t>{ opacity</w:t>
+      </w:r>
+      <w:proofErr w:type="gramEnd"/>
+      <w:r>
+        <w:t xml:space="preserve">: 0; transform: </w:t>
       </w:r>
       <w:proofErr w:type="spellStart"/>
       <w:r>
@@ -206,21 +307,44 @@
       </w:r>
       <w:proofErr w:type="spellEnd"/>
       <w:r>
-        <w:t>(20px); }</w:t>
-      </w:r>
-    </w:p>
-    <w:p>
-      <w:r>
-        <w:t xml:space="preserve">        to { opacity: 1; transform: </w:t>
-      </w:r>
-      <w:proofErr w:type="spellStart"/>
+        <w:t>(20px)</w:t>
+      </w:r>
+      <w:proofErr w:type="gramStart"/>
+      <w:r>
+        <w:t>; }</w:t>
+      </w:r>
+      <w:proofErr w:type="gramEnd"/>
+    </w:p>
+    <w:p>
+      <w:r>
+        <w:t xml:space="preserve">        to </w:t>
+      </w:r>
+      <w:proofErr w:type="gramStart"/>
+      <w:r>
+        <w:t>{ opacity</w:t>
+      </w:r>
+      <w:proofErr w:type="gramEnd"/>
+      <w:r>
+        <w:t xml:space="preserve">: 1; transform: </w:t>
+      </w:r>
+      <w:proofErr w:type="spellStart"/>
+      <w:proofErr w:type="gramStart"/>
       <w:r>
         <w:t>translateY</w:t>
       </w:r>
       <w:proofErr w:type="spellEnd"/>
       <w:r>
-        <w:t>(0); }</w:t>
-      </w:r>
+        <w:t>(</w:t>
+      </w:r>
+      <w:proofErr w:type="gramEnd"/>
+      <w:r>
+        <w:t>0)</w:t>
+      </w:r>
+      <w:proofErr w:type="gramStart"/>
+      <w:r>
+        <w:t>; }</w:t>
+      </w:r>
+      <w:proofErr w:type="gramEnd"/>
     </w:p>
     <w:p>
       <w:r>
@@ -235,13 +359,23 @@
     </w:p>
     <w:p>
       <w:r>
-        <w:t xml:space="preserve">        text-align: center;</w:t>
-      </w:r>
-    </w:p>
-    <w:p>
-      <w:r>
-        <w:t xml:space="preserve">        color: #333;</w:t>
-      </w:r>
+        <w:t xml:space="preserve">        text-align: </w:t>
+      </w:r>
+      <w:proofErr w:type="gramStart"/>
+      <w:r>
+        <w:t>center;</w:t>
+      </w:r>
+      <w:proofErr w:type="gramEnd"/>
+    </w:p>
+    <w:p>
+      <w:r>
+        <w:t xml:space="preserve">        color: </w:t>
+      </w:r>
+      <w:proofErr w:type="gramStart"/>
+      <w:r>
+        <w:t>#333;</w:t>
+      </w:r>
+      <w:proofErr w:type="gramEnd"/>
     </w:p>
     <w:p>
       <w:r>
@@ -251,33 +385,66 @@
     <w:p/>
     <w:p>
       <w:r>
-        <w:t xml:space="preserve">    .question {</w:t>
-      </w:r>
-    </w:p>
-    <w:p>
-      <w:r>
-        <w:t xml:space="preserve">        margin-bottom: 25px;</w:t>
-      </w:r>
-    </w:p>
-    <w:p>
-      <w:r>
-        <w:t xml:space="preserve">        padding: 15px;</w:t>
-      </w:r>
-    </w:p>
-    <w:p>
-      <w:r>
-        <w:t xml:space="preserve">        background: #fafafa;</w:t>
-      </w:r>
-    </w:p>
-    <w:p>
-      <w:r>
-        <w:t xml:space="preserve">        border-radius: 8px;</w:t>
-      </w:r>
-    </w:p>
-    <w:p>
-      <w:r>
-        <w:t xml:space="preserve">        border: 1px solid #ddd;</w:t>
-      </w:r>
+        <w:t xml:space="preserve">    </w:t>
+      </w:r>
+      <w:proofErr w:type="gramStart"/>
+      <w:r>
+        <w:t>.question</w:t>
+      </w:r>
+      <w:proofErr w:type="gramEnd"/>
+      <w:r>
+        <w:t xml:space="preserve"> {</w:t>
+      </w:r>
+    </w:p>
+    <w:p>
+      <w:r>
+        <w:t xml:space="preserve">        margin-bottom: </w:t>
+      </w:r>
+      <w:proofErr w:type="gramStart"/>
+      <w:r>
+        <w:t>25px;</w:t>
+      </w:r>
+      <w:proofErr w:type="gramEnd"/>
+    </w:p>
+    <w:p>
+      <w:r>
+        <w:t xml:space="preserve">        padding: </w:t>
+      </w:r>
+      <w:proofErr w:type="gramStart"/>
+      <w:r>
+        <w:t>15px;</w:t>
+      </w:r>
+      <w:proofErr w:type="gramEnd"/>
+    </w:p>
+    <w:p>
+      <w:r>
+        <w:t xml:space="preserve">        background: #</w:t>
+      </w:r>
+      <w:proofErr w:type="gramStart"/>
+      <w:r>
+        <w:t>fafafa;</w:t>
+      </w:r>
+      <w:proofErr w:type="gramEnd"/>
+    </w:p>
+    <w:p>
+      <w:r>
+        <w:t xml:space="preserve">        border-radius: </w:t>
+      </w:r>
+      <w:proofErr w:type="gramStart"/>
+      <w:r>
+        <w:t>8px;</w:t>
+      </w:r>
+      <w:proofErr w:type="gramEnd"/>
+    </w:p>
+    <w:p>
+      <w:r>
+        <w:t xml:space="preserve">        border: 1px solid #</w:t>
+      </w:r>
+      <w:proofErr w:type="gramStart"/>
+      <w:r>
+        <w:t>ddd;</w:t>
+      </w:r>
+      <w:proofErr w:type="gramEnd"/>
     </w:p>
     <w:p>
       <w:r>
@@ -292,59 +459,114 @@
     </w:p>
     <w:p>
       <w:r>
-        <w:t xml:space="preserve">        display: block;</w:t>
-      </w:r>
-    </w:p>
-    <w:p>
-      <w:r>
-        <w:t xml:space="preserve">        width: 100%;</w:t>
-      </w:r>
-    </w:p>
-    <w:p>
-      <w:r>
-        <w:t xml:space="preserve">        padding: 14px;</w:t>
-      </w:r>
-    </w:p>
-    <w:p>
-      <w:r>
-        <w:t xml:space="preserve">        font-size: 18px;</w:t>
-      </w:r>
-    </w:p>
-    <w:p>
-      <w:r>
-        <w:t xml:space="preserve">        background: #4a6cf7;</w:t>
-      </w:r>
+        <w:t xml:space="preserve">        display: </w:t>
+      </w:r>
+      <w:proofErr w:type="gramStart"/>
+      <w:r>
+        <w:t>block;</w:t>
+      </w:r>
+      <w:proofErr w:type="gramEnd"/>
+    </w:p>
+    <w:p>
+      <w:r>
+        <w:t xml:space="preserve">        width: </w:t>
+      </w:r>
+      <w:proofErr w:type="gramStart"/>
+      <w:r>
+        <w:t>100%;</w:t>
+      </w:r>
+      <w:proofErr w:type="gramEnd"/>
+    </w:p>
+    <w:p>
+      <w:r>
+        <w:t xml:space="preserve">        padding: </w:t>
+      </w:r>
+      <w:proofErr w:type="gramStart"/>
+      <w:r>
+        <w:t>14px;</w:t>
+      </w:r>
+      <w:proofErr w:type="gramEnd"/>
+    </w:p>
+    <w:p>
+      <w:r>
+        <w:t xml:space="preserve">        font-size: </w:t>
+      </w:r>
+      <w:proofErr w:type="gramStart"/>
+      <w:r>
+        <w:t>18px;</w:t>
+      </w:r>
+      <w:proofErr w:type="gramEnd"/>
+    </w:p>
+    <w:p>
+      <w:r>
+        <w:t xml:space="preserve">        </w:t>
+      </w:r>
+      <w:proofErr w:type="gramStart"/>
+      <w:r>
+        <w:t>background: #4a6cf7;</w:t>
+      </w:r>
+      <w:proofErr w:type="gramEnd"/>
     </w:p>
     <w:p>
       <w:r>
         <w:lastRenderedPageBreak/>
-        <w:t xml:space="preserve">        color: white;</w:t>
-      </w:r>
-    </w:p>
-    <w:p>
-      <w:r>
-        <w:t xml:space="preserve">        border: none;</w:t>
-      </w:r>
-    </w:p>
-    <w:p>
-      <w:r>
-        <w:t xml:space="preserve">        border-radius: 8px;</w:t>
-      </w:r>
-    </w:p>
-    <w:p>
-      <w:r>
-        <w:t xml:space="preserve">        cursor: pointer;</w:t>
-      </w:r>
-    </w:p>
-    <w:p>
-      <w:r>
-        <w:t xml:space="preserve">        margin-top: 10px;</w:t>
-      </w:r>
-    </w:p>
-    <w:p>
-      <w:r>
-        <w:t xml:space="preserve">        transition: 0.3s;</w:t>
-      </w:r>
+        <w:t xml:space="preserve">        color: </w:t>
+      </w:r>
+      <w:proofErr w:type="gramStart"/>
+      <w:r>
+        <w:t>white;</w:t>
+      </w:r>
+      <w:proofErr w:type="gramEnd"/>
+    </w:p>
+    <w:p>
+      <w:r>
+        <w:t xml:space="preserve">        border: </w:t>
+      </w:r>
+      <w:proofErr w:type="gramStart"/>
+      <w:r>
+        <w:t>none;</w:t>
+      </w:r>
+      <w:proofErr w:type="gramEnd"/>
+    </w:p>
+    <w:p>
+      <w:r>
+        <w:t xml:space="preserve">        border-radius: </w:t>
+      </w:r>
+      <w:proofErr w:type="gramStart"/>
+      <w:r>
+        <w:t>8px;</w:t>
+      </w:r>
+      <w:proofErr w:type="gramEnd"/>
+    </w:p>
+    <w:p>
+      <w:r>
+        <w:t xml:space="preserve">        cursor: </w:t>
+      </w:r>
+      <w:proofErr w:type="gramStart"/>
+      <w:r>
+        <w:t>pointer;</w:t>
+      </w:r>
+      <w:proofErr w:type="gramEnd"/>
+    </w:p>
+    <w:p>
+      <w:r>
+        <w:t xml:space="preserve">        margin-top: </w:t>
+      </w:r>
+      <w:proofErr w:type="gramStart"/>
+      <w:r>
+        <w:t>10px;</w:t>
+      </w:r>
+      <w:proofErr w:type="gramEnd"/>
+    </w:p>
+    <w:p>
+      <w:r>
+        <w:t xml:space="preserve">        transition: 0.</w:t>
+      </w:r>
+      <w:proofErr w:type="gramStart"/>
+      <w:r>
+        <w:t>3s;</w:t>
+      </w:r>
+      <w:proofErr w:type="gramEnd"/>
     </w:p>
     <w:p>
       <w:r>
@@ -357,18 +579,25 @@
         <w:t xml:space="preserve">    </w:t>
       </w:r>
       <w:proofErr w:type="spellStart"/>
+      <w:proofErr w:type="gramStart"/>
       <w:r>
         <w:t>button:hover</w:t>
       </w:r>
       <w:proofErr w:type="spellEnd"/>
+      <w:proofErr w:type="gramEnd"/>
       <w:r>
         <w:t xml:space="preserve"> {</w:t>
       </w:r>
     </w:p>
     <w:p>
       <w:r>
-        <w:t xml:space="preserve">        background: #3a56c9;</w:t>
-      </w:r>
+        <w:t xml:space="preserve">        </w:t>
+      </w:r>
+      <w:proofErr w:type="gramStart"/>
+      <w:r>
+        <w:t>background: #3a56c9;</w:t>
+      </w:r>
+      <w:proofErr w:type="gramEnd"/>
     </w:p>
     <w:p>
       <w:r>
@@ -378,13 +607,26 @@
     <w:p/>
     <w:p>
       <w:r>
-        <w:t xml:space="preserve">    .hidden {</w:t>
-      </w:r>
-    </w:p>
-    <w:p>
-      <w:r>
-        <w:t xml:space="preserve">        display: none;</w:t>
-      </w:r>
+        <w:t xml:space="preserve">    </w:t>
+      </w:r>
+      <w:proofErr w:type="gramStart"/>
+      <w:r>
+        <w:t>.hidden</w:t>
+      </w:r>
+      <w:proofErr w:type="gramEnd"/>
+      <w:r>
+        <w:t xml:space="preserve"> {</w:t>
+      </w:r>
+    </w:p>
+    <w:p>
+      <w:r>
+        <w:t xml:space="preserve">        display: </w:t>
+      </w:r>
+      <w:proofErr w:type="gramStart"/>
+      <w:r>
+        <w:t>none;</w:t>
+      </w:r>
+      <w:proofErr w:type="gramEnd"/>
     </w:p>
     <w:p>
       <w:r>
@@ -394,28 +636,56 @@
     <w:p/>
     <w:p>
       <w:r>
-        <w:t xml:space="preserve">    .result {</w:t>
-      </w:r>
-    </w:p>
-    <w:p>
-      <w:r>
-        <w:t xml:space="preserve">        margin-top: 30px;</w:t>
-      </w:r>
-    </w:p>
-    <w:p>
-      <w:r>
-        <w:t xml:space="preserve">        font-size: 26px;</w:t>
-      </w:r>
-    </w:p>
-    <w:p>
-      <w:r>
-        <w:t xml:space="preserve">        font-weight: bold;</w:t>
-      </w:r>
-    </w:p>
-    <w:p>
-      <w:r>
-        <w:t xml:space="preserve">        text-align: center;</w:t>
-      </w:r>
+        <w:t xml:space="preserve">    </w:t>
+      </w:r>
+      <w:proofErr w:type="gramStart"/>
+      <w:r>
+        <w:t>.result</w:t>
+      </w:r>
+      <w:proofErr w:type="gramEnd"/>
+      <w:r>
+        <w:t xml:space="preserve"> {</w:t>
+      </w:r>
+    </w:p>
+    <w:p>
+      <w:r>
+        <w:t xml:space="preserve">        margin-top: </w:t>
+      </w:r>
+      <w:proofErr w:type="gramStart"/>
+      <w:r>
+        <w:t>30px;</w:t>
+      </w:r>
+      <w:proofErr w:type="gramEnd"/>
+    </w:p>
+    <w:p>
+      <w:r>
+        <w:t xml:space="preserve">        font-size: </w:t>
+      </w:r>
+      <w:proofErr w:type="gramStart"/>
+      <w:r>
+        <w:t>26px;</w:t>
+      </w:r>
+      <w:proofErr w:type="gramEnd"/>
+    </w:p>
+    <w:p>
+      <w:r>
+        <w:t xml:space="preserve">        font-weight: </w:t>
+      </w:r>
+      <w:proofErr w:type="gramStart"/>
+      <w:r>
+        <w:t>bold;</w:t>
+      </w:r>
+      <w:proofErr w:type="gramEnd"/>
+    </w:p>
+    <w:p>
+      <w:r>
+        <w:t xml:space="preserve">        text-align: </w:t>
+      </w:r>
+      <w:proofErr w:type="gramStart"/>
+      <w:r>
+        <w:t>center;</w:t>
+      </w:r>
+      <w:proofErr w:type="gramEnd"/>
     </w:p>
     <w:p>
       <w:r>
@@ -425,18 +695,36 @@
     <w:p/>
     <w:p>
       <w:r>
-        <w:t xml:space="preserve">    .symbol {</w:t>
-      </w:r>
-    </w:p>
-    <w:p>
-      <w:r>
-        <w:t xml:space="preserve">        font-size: 50px;</w:t>
-      </w:r>
-    </w:p>
-    <w:p>
-      <w:r>
-        <w:t xml:space="preserve">        margin-top: 10px;</w:t>
-      </w:r>
+        <w:t xml:space="preserve">    </w:t>
+      </w:r>
+      <w:proofErr w:type="gramStart"/>
+      <w:r>
+        <w:t>.symbol</w:t>
+      </w:r>
+      <w:proofErr w:type="gramEnd"/>
+      <w:r>
+        <w:t xml:space="preserve"> {</w:t>
+      </w:r>
+    </w:p>
+    <w:p>
+      <w:r>
+        <w:t xml:space="preserve">        font-size: </w:t>
+      </w:r>
+      <w:proofErr w:type="gramStart"/>
+      <w:r>
+        <w:t>50px;</w:t>
+      </w:r>
+      <w:proofErr w:type="gramEnd"/>
+    </w:p>
+    <w:p>
+      <w:r>
+        <w:t xml:space="preserve">        margin-top: </w:t>
+      </w:r>
+      <w:proofErr w:type="gramStart"/>
+      <w:r>
+        <w:t>10px;</w:t>
+      </w:r>
+      <w:proofErr w:type="gramEnd"/>
     </w:p>
     <w:p>
       <w:r>
@@ -468,7 +756,15 @@
     <w:p/>
     <w:p>
       <w:r>
-        <w:t xml:space="preserve">    &lt;!-- EKRAN DOBRODOŠLICE --&gt;</w:t>
+        <w:t xml:space="preserve">    </w:t>
+      </w:r>
+      <w:proofErr w:type="gramStart"/>
+      <w:r>
+        <w:t>&lt;!--</w:t>
+      </w:r>
+      <w:proofErr w:type="gramEnd"/>
+      <w:r>
+        <w:t xml:space="preserve"> EKRAN DOBRODOŠLICE --&gt;</w:t>
       </w:r>
     </w:p>
     <w:p>
@@ -512,9 +808,14 @@
       </w:r>
       <w:proofErr w:type="spellStart"/>
       <w:r>
-        <w:t>text-align:center</w:t>
-      </w:r>
-      <w:proofErr w:type="spellEnd"/>
+        <w:t>text-</w:t>
+      </w:r>
+      <w:proofErr w:type="gramStart"/>
+      <w:r>
+        <w:t>align:center</w:t>
+      </w:r>
+      <w:proofErr w:type="spellEnd"/>
+      <w:proofErr w:type="gramEnd"/>
       <w:r>
         <w:t>; font-size:18px;"&gt;</w:t>
       </w:r>
@@ -551,12 +852,17 @@
         <w:t xml:space="preserve">        &lt;button onclick="</w:t>
       </w:r>
       <w:proofErr w:type="spellStart"/>
+      <w:proofErr w:type="gramStart"/>
       <w:r>
         <w:t>startQuiz</w:t>
       </w:r>
       <w:proofErr w:type="spellEnd"/>
       <w:r>
-        <w:t>()"&gt;</w:t>
+        <w:t>(</w:t>
+      </w:r>
+      <w:proofErr w:type="gramEnd"/>
+      <w:r>
+        <w:t>)"&gt;</w:t>
       </w:r>
       <w:proofErr w:type="spellStart"/>
       <w:r>
@@ -583,7 +889,15 @@
     <w:p/>
     <w:p>
       <w:r>
-        <w:t xml:space="preserve">    &lt;!-- KVIZ --&gt;</w:t>
+        <w:t xml:space="preserve">    </w:t>
+      </w:r>
+      <w:proofErr w:type="gramStart"/>
+      <w:r>
+        <w:t>&lt;!--</w:t>
+      </w:r>
+      <w:proofErr w:type="gramEnd"/>
+      <w:r>
+        <w:t xml:space="preserve"> KVIZ --&gt;</w:t>
       </w:r>
     </w:p>
     <w:p>
@@ -680,12 +994,17 @@
         <w:t xml:space="preserve"> </w:t>
       </w:r>
       <w:proofErr w:type="spellStart"/>
+      <w:proofErr w:type="gramStart"/>
       <w:r>
         <w:t>uzrasta</w:t>
       </w:r>
       <w:proofErr w:type="spellEnd"/>
       <w:r>
-        <w:t>?&lt;/b&gt;&lt;/p&gt;</w:t>
+        <w:t>?&lt;</w:t>
+      </w:r>
+      <w:proofErr w:type="gramEnd"/>
+      <w:r>
+        <w:t>/b&gt;&lt;/p&gt;</w:t>
       </w:r>
     </w:p>
     <w:p>
@@ -915,12 +1234,17 @@
         <w:t xml:space="preserve"> </w:t>
       </w:r>
       <w:proofErr w:type="spellStart"/>
+      <w:proofErr w:type="gramStart"/>
       <w:r>
         <w:t>muškaraca</w:t>
       </w:r>
       <w:proofErr w:type="spellEnd"/>
       <w:r>
-        <w:t>?&lt;/b&gt;&lt;/p&gt;</w:t>
+        <w:t>?&lt;</w:t>
+      </w:r>
+      <w:proofErr w:type="gramEnd"/>
+      <w:r>
+        <w:t>/b&gt;&lt;/p&gt;</w:t>
       </w:r>
     </w:p>
     <w:p>
@@ -1168,7 +1492,15 @@
     <w:p/>
     <w:p>
       <w:r>
-        <w:t xml:space="preserve">    &lt;!-- REZULTAT --&gt;</w:t>
+        <w:t xml:space="preserve">    </w:t>
+      </w:r>
+      <w:proofErr w:type="gramStart"/>
+      <w:r>
+        <w:t>&lt;!--</w:t>
+      </w:r>
+      <w:proofErr w:type="gramEnd"/>
+      <w:r>
+        <w:t xml:space="preserve"> REZULTAT --&gt;</w:t>
       </w:r>
     </w:p>
     <w:p>
@@ -1212,12 +1544,17 @@
         <w:t xml:space="preserve">        &lt;button onclick="</w:t>
       </w:r>
       <w:proofErr w:type="spellStart"/>
+      <w:proofErr w:type="gramStart"/>
       <w:r>
         <w:t>restartQuiz</w:t>
       </w:r>
       <w:proofErr w:type="spellEnd"/>
       <w:r>
-        <w:t>()"&gt;</w:t>
+        <w:t>(</w:t>
+      </w:r>
+      <w:proofErr w:type="gramEnd"/>
+      <w:r>
+        <w:t>)"&gt;</w:t>
       </w:r>
       <w:proofErr w:type="spellStart"/>
       <w:r>
@@ -1258,28 +1595,56 @@
         <w:t xml:space="preserve">function </w:t>
       </w:r>
       <w:proofErr w:type="spellStart"/>
+      <w:proofErr w:type="gramStart"/>
       <w:r>
         <w:t>startQuiz</w:t>
       </w:r>
       <w:proofErr w:type="spellEnd"/>
       <w:r>
-        <w:t>() {</w:t>
-      </w:r>
-    </w:p>
-    <w:p>
-      <w:r>
-        <w:t xml:space="preserve">    document.getElementById("welcomeScreen").classList.add("hidden");</w:t>
+        <w:t>(</w:t>
+      </w:r>
+      <w:proofErr w:type="gramEnd"/>
+      <w:r>
+        <w:t>) {</w:t>
       </w:r>
     </w:p>
     <w:p>
       <w:r>
         <w:t xml:space="preserve">    </w:t>
       </w:r>
-      <w:proofErr w:type="spellStart"/>
+      <w:proofErr w:type="gramStart"/>
       <w:r>
         <w:t>document.getElementById</w:t>
       </w:r>
-      <w:proofErr w:type="spellEnd"/>
+      <w:proofErr w:type="gramEnd"/>
+      <w:r>
+        <w:t>("welcomeScreen"</w:t>
+      </w:r>
+      <w:proofErr w:type="gramStart"/>
+      <w:r>
+        <w:t>).classList.add</w:t>
+      </w:r>
+      <w:proofErr w:type="gramEnd"/>
+      <w:r>
+        <w:t>("hidden"</w:t>
+      </w:r>
+      <w:proofErr w:type="gramStart"/>
+      <w:r>
+        <w:t>);</w:t>
+      </w:r>
+      <w:proofErr w:type="gramEnd"/>
+    </w:p>
+    <w:p>
+      <w:r>
+        <w:t xml:space="preserve">    </w:t>
+      </w:r>
+      <w:proofErr w:type="spellStart"/>
+      <w:proofErr w:type="gramStart"/>
+      <w:r>
+        <w:t>document.getElementById</w:t>
+      </w:r>
+      <w:proofErr w:type="spellEnd"/>
+      <w:proofErr w:type="gramEnd"/>
       <w:r>
         <w:t>("</w:t>
       </w:r>
@@ -1289,16 +1654,26 @@
       </w:r>
       <w:proofErr w:type="spellEnd"/>
       <w:r>
-        <w:t>").</w:t>
+        <w:t>"</w:t>
+      </w:r>
+      <w:proofErr w:type="gramStart"/>
+      <w:r>
+        <w:t>).</w:t>
       </w:r>
       <w:proofErr w:type="spellStart"/>
       <w:r>
         <w:t>classList.remove</w:t>
       </w:r>
       <w:proofErr w:type="spellEnd"/>
-      <w:r>
-        <w:t>("hidden");</w:t>
-      </w:r>
+      <w:proofErr w:type="gramEnd"/>
+      <w:r>
+        <w:t>("hidden"</w:t>
+      </w:r>
+      <w:proofErr w:type="gramStart"/>
+      <w:r>
+        <w:t>);</w:t>
+      </w:r>
+      <w:proofErr w:type="gramEnd"/>
     </w:p>
     <w:p>
       <w:r>
@@ -1311,42 +1686,88 @@
         <w:t xml:space="preserve">function </w:t>
       </w:r>
       <w:proofErr w:type="spellStart"/>
+      <w:proofErr w:type="gramStart"/>
       <w:r>
         <w:t>calculateScore</w:t>
       </w:r>
       <w:proofErr w:type="spellEnd"/>
       <w:r>
-        <w:t>() {</w:t>
-      </w:r>
-    </w:p>
-    <w:p>
-      <w:r>
-        <w:t xml:space="preserve">    let correct = { q1: "b", q2: "a", q3: "a", q4: "b" };</w:t>
-      </w:r>
-    </w:p>
-    <w:p>
-      <w:r>
-        <w:t xml:space="preserve">    let score = 0;</w:t>
-      </w:r>
+        <w:t>(</w:t>
+      </w:r>
+      <w:proofErr w:type="gramEnd"/>
+      <w:r>
+        <w:t>) {</w:t>
+      </w:r>
+    </w:p>
+    <w:p>
+      <w:r>
+        <w:t xml:space="preserve">    let correct = </w:t>
+      </w:r>
+      <w:proofErr w:type="gramStart"/>
+      <w:r>
+        <w:t>{ q</w:t>
+      </w:r>
+      <w:proofErr w:type="gramEnd"/>
+      <w:r>
+        <w:t>1: "b", q2: "a", q3: "a", q4: "b</w:t>
+      </w:r>
+      <w:proofErr w:type="gramStart"/>
+      <w:r>
+        <w:t>" }</w:t>
+      </w:r>
+      <w:proofErr w:type="gramEnd"/>
+      <w:r>
+        <w:t>;</w:t>
+      </w:r>
+    </w:p>
+    <w:p>
+      <w:r>
+        <w:t xml:space="preserve">    let score = </w:t>
+      </w:r>
+      <w:proofErr w:type="gramStart"/>
+      <w:r>
+        <w:t>0;</w:t>
+      </w:r>
+      <w:proofErr w:type="gramEnd"/>
     </w:p>
     <w:p/>
     <w:p>
       <w:r>
-        <w:t xml:space="preserve">    for (let q in correct) {</w:t>
-      </w:r>
+        <w:t xml:space="preserve">    for (let q in </w:t>
+      </w:r>
+      <w:proofErr w:type="gramStart"/>
+      <w:r>
+        <w:t>correct) {</w:t>
+      </w:r>
+      <w:proofErr w:type="gramEnd"/>
     </w:p>
     <w:p>
       <w:r>
         <w:t xml:space="preserve">        let answer = </w:t>
       </w:r>
       <w:proofErr w:type="spellStart"/>
+      <w:proofErr w:type="gramStart"/>
       <w:r>
         <w:t>document.querySelector</w:t>
       </w:r>
       <w:proofErr w:type="spellEnd"/>
-      <w:r>
-        <w:t>(`input[name="${q}"]:checked`);</w:t>
-      </w:r>
+      <w:proofErr w:type="gramEnd"/>
+      <w:r>
+        <w:t>(`input[name="${q}"</w:t>
+      </w:r>
+      <w:proofErr w:type="gramStart"/>
+      <w:r>
+        <w:t>]:checked</w:t>
+      </w:r>
+      <w:proofErr w:type="gramEnd"/>
+      <w:r>
+        <w:t>`</w:t>
+      </w:r>
+      <w:proofErr w:type="gramStart"/>
+      <w:r>
+        <w:t>);</w:t>
+      </w:r>
+      <w:proofErr w:type="gramEnd"/>
     </w:p>
     <w:p>
       <w:r>
@@ -1359,8 +1780,13 @@
       </w:r>
       <w:proofErr w:type="spellEnd"/>
       <w:r>
-        <w:t xml:space="preserve"> === correct[q]) score++;</w:t>
-      </w:r>
+        <w:t xml:space="preserve"> === correct[q]) score+</w:t>
+      </w:r>
+      <w:proofErr w:type="gramStart"/>
+      <w:r>
+        <w:t>+;</w:t>
+      </w:r>
+      <w:proofErr w:type="gramEnd"/>
     </w:p>
     <w:p>
       <w:r>
@@ -1370,23 +1796,46 @@
     <w:p/>
     <w:p>
       <w:r>
-        <w:t xml:space="preserve">    let percent = (score / 4) * 100;</w:t>
-      </w:r>
-    </w:p>
-    <w:p>
-      <w:r>
-        <w:t xml:space="preserve">    let symbol = "";</w:t>
-      </w:r>
-    </w:p>
-    <w:p>
-      <w:r>
-        <w:t xml:space="preserve">    let message = "";</w:t>
-      </w:r>
+        <w:t xml:space="preserve">    let percent = (score / 4) * </w:t>
+      </w:r>
+      <w:proofErr w:type="gramStart"/>
+      <w:r>
+        <w:t>100;</w:t>
+      </w:r>
+      <w:proofErr w:type="gramEnd"/>
+    </w:p>
+    <w:p>
+      <w:r>
+        <w:t xml:space="preserve">    let symbol = "</w:t>
+      </w:r>
+      <w:proofErr w:type="gramStart"/>
+      <w:r>
+        <w:t>";</w:t>
+      </w:r>
+      <w:proofErr w:type="gramEnd"/>
+    </w:p>
+    <w:p>
+      <w:r>
+        <w:t xml:space="preserve">    let message = "</w:t>
+      </w:r>
+      <w:proofErr w:type="gramStart"/>
+      <w:r>
+        <w:t>";</w:t>
+      </w:r>
+      <w:proofErr w:type="gramEnd"/>
     </w:p>
     <w:p/>
     <w:p>
       <w:r>
-        <w:t xml:space="preserve">    if (percent === 100) { symbol = "</w:t>
+        <w:t xml:space="preserve">    if (percent === 100) </w:t>
+      </w:r>
+      <w:proofErr w:type="gramStart"/>
+      <w:r>
+        <w:t>{ symbol</w:t>
+      </w:r>
+      <w:proofErr w:type="gramEnd"/>
+      <w:r>
+        <w:t xml:space="preserve"> = "</w:t>
       </w:r>
       <w:r>
         <w:rPr>
@@ -1427,12 +1876,25 @@
       </w:r>
       <w:proofErr w:type="spellEnd"/>
       <w:r>
-        <w:t>!"; }</w:t>
-      </w:r>
-    </w:p>
-    <w:p>
-      <w:r>
-        <w:t xml:space="preserve">    else if (percent === 75) { symbol = "</w:t>
+        <w:t>!"</w:t>
+      </w:r>
+      <w:proofErr w:type="gramStart"/>
+      <w:r>
+        <w:t>; }</w:t>
+      </w:r>
+      <w:proofErr w:type="gramEnd"/>
+    </w:p>
+    <w:p>
+      <w:r>
+        <w:t xml:space="preserve">    else if (percent === 75) </w:t>
+      </w:r>
+      <w:proofErr w:type="gramStart"/>
+      <w:r>
+        <w:t>{ symbol</w:t>
+      </w:r>
+      <w:proofErr w:type="gramEnd"/>
+      <w:r>
+        <w:t xml:space="preserve"> = "</w:t>
       </w:r>
       <w:r>
         <w:rPr>
@@ -1465,12 +1927,25 @@
       </w:r>
       <w:proofErr w:type="spellEnd"/>
       <w:r>
-        <w:t>!"; }</w:t>
-      </w:r>
-    </w:p>
-    <w:p>
-      <w:r>
-        <w:t xml:space="preserve">    else if (percent === 50) { symbol = "</w:t>
+        <w:t>!"</w:t>
+      </w:r>
+      <w:proofErr w:type="gramStart"/>
+      <w:r>
+        <w:t>; }</w:t>
+      </w:r>
+      <w:proofErr w:type="gramEnd"/>
+    </w:p>
+    <w:p>
+      <w:r>
+        <w:t xml:space="preserve">    else if (percent === 50) </w:t>
+      </w:r>
+      <w:proofErr w:type="gramStart"/>
+      <w:r>
+        <w:t>{ symbol</w:t>
+      </w:r>
+      <w:proofErr w:type="gramEnd"/>
+      <w:r>
+        <w:t xml:space="preserve"> = "</w:t>
       </w:r>
       <w:r>
         <w:rPr>
@@ -1503,12 +1978,25 @@
       </w:r>
       <w:proofErr w:type="spellEnd"/>
       <w:r>
-        <w:t>!"; }</w:t>
-      </w:r>
-    </w:p>
-    <w:p>
-      <w:r>
-        <w:t xml:space="preserve">    else if (percent === 25) { symbol = "</w:t>
+        <w:t>!"</w:t>
+      </w:r>
+      <w:proofErr w:type="gramStart"/>
+      <w:r>
+        <w:t>; }</w:t>
+      </w:r>
+      <w:proofErr w:type="gramEnd"/>
+    </w:p>
+    <w:p>
+      <w:r>
+        <w:t xml:space="preserve">    else if (percent === 25) </w:t>
+      </w:r>
+      <w:proofErr w:type="gramStart"/>
+      <w:r>
+        <w:t>{ symbol</w:t>
+      </w:r>
+      <w:proofErr w:type="gramEnd"/>
+      <w:r>
+        <w:t xml:space="preserve"> = "</w:t>
       </w:r>
       <w:r>
         <w:rPr>
@@ -1541,12 +2029,25 @@
       </w:r>
       <w:proofErr w:type="spellEnd"/>
       <w:r>
-        <w:t>!"; }</w:t>
-      </w:r>
-    </w:p>
-    <w:p>
-      <w:r>
-        <w:t xml:space="preserve">    else { symbol = "</w:t>
+        <w:t>!"</w:t>
+      </w:r>
+      <w:proofErr w:type="gramStart"/>
+      <w:r>
+        <w:t>; }</w:t>
+      </w:r>
+      <w:proofErr w:type="gramEnd"/>
+    </w:p>
+    <w:p>
+      <w:r>
+        <w:t xml:space="preserve">    else </w:t>
+      </w:r>
+      <w:proofErr w:type="gramStart"/>
+      <w:r>
+        <w:t>{ symbol</w:t>
+      </w:r>
+      <w:proofErr w:type="gramEnd"/>
+      <w:r>
+        <w:t xml:space="preserve"> = "</w:t>
       </w:r>
       <w:r>
         <w:rPr>
@@ -1571,8 +2072,13 @@
       </w:r>
       <w:proofErr w:type="spellEnd"/>
       <w:r>
-        <w:t>!"; }</w:t>
-      </w:r>
+        <w:t>!"</w:t>
+      </w:r>
+      <w:proofErr w:type="gramStart"/>
+      <w:r>
+        <w:t>; }</w:t>
+      </w:r>
+      <w:proofErr w:type="gramEnd"/>
     </w:p>
     <w:p/>
     <w:p>
@@ -1580,10 +2086,12 @@
         <w:t xml:space="preserve">    </w:t>
       </w:r>
       <w:proofErr w:type="spellStart"/>
+      <w:proofErr w:type="gramStart"/>
       <w:r>
         <w:t>document.getElementById</w:t>
       </w:r>
       <w:proofErr w:type="spellEnd"/>
+      <w:proofErr w:type="gramEnd"/>
       <w:r>
         <w:t>("</w:t>
       </w:r>
@@ -1593,21 +2101,52 @@
       </w:r>
       <w:proofErr w:type="spellEnd"/>
       <w:r>
-        <w:t>").</w:t>
+        <w:t>"</w:t>
+      </w:r>
+      <w:proofErr w:type="gramStart"/>
+      <w:r>
+        <w:t>).</w:t>
       </w:r>
       <w:proofErr w:type="spellStart"/>
       <w:r>
         <w:t>classList.add</w:t>
       </w:r>
       <w:proofErr w:type="spellEnd"/>
-      <w:r>
-        <w:t>("hidden");</w:t>
-      </w:r>
-    </w:p>
-    <w:p>
-      <w:r>
-        <w:t xml:space="preserve">    document.getElementById("resultScreen").classList.remove("hidden");</w:t>
-      </w:r>
+      <w:proofErr w:type="gramEnd"/>
+      <w:r>
+        <w:t>("hidden"</w:t>
+      </w:r>
+      <w:proofErr w:type="gramStart"/>
+      <w:r>
+        <w:t>);</w:t>
+      </w:r>
+      <w:proofErr w:type="gramEnd"/>
+    </w:p>
+    <w:p>
+      <w:r>
+        <w:t xml:space="preserve">    </w:t>
+      </w:r>
+      <w:proofErr w:type="gramStart"/>
+      <w:r>
+        <w:t>document.getElementById</w:t>
+      </w:r>
+      <w:proofErr w:type="gramEnd"/>
+      <w:r>
+        <w:t>("resultScreen"</w:t>
+      </w:r>
+      <w:proofErr w:type="gramStart"/>
+      <w:r>
+        <w:t>).classList.remove</w:t>
+      </w:r>
+      <w:proofErr w:type="gramEnd"/>
+      <w:r>
+        <w:t>("hidden"</w:t>
+      </w:r>
+      <w:proofErr w:type="gramStart"/>
+      <w:r>
+        <w:t>);</w:t>
+      </w:r>
+      <w:proofErr w:type="gramEnd"/>
     </w:p>
     <w:p/>
     <w:p>
@@ -1615,18 +2154,25 @@
         <w:t xml:space="preserve">    </w:t>
       </w:r>
       <w:proofErr w:type="spellStart"/>
+      <w:proofErr w:type="gramStart"/>
       <w:r>
         <w:t>document.getElementById</w:t>
       </w:r>
       <w:proofErr w:type="spellEnd"/>
-      <w:r>
-        <w:t>("result").</w:t>
+      <w:proofErr w:type="gramEnd"/>
+      <w:r>
+        <w:t>("result"</w:t>
+      </w:r>
+      <w:proofErr w:type="gramStart"/>
+      <w:r>
+        <w:t>).</w:t>
       </w:r>
       <w:proofErr w:type="spellStart"/>
       <w:r>
         <w:t>innerHTML</w:t>
       </w:r>
       <w:proofErr w:type="spellEnd"/>
+      <w:proofErr w:type="gramEnd"/>
       <w:r>
         <w:t xml:space="preserve"> = `</w:t>
       </w:r>
@@ -1636,26 +2182,38 @@
       </w:r>
       <w:proofErr w:type="spellEnd"/>
       <w:r>
-        <w:t>: ${percent}%`;</w:t>
-      </w:r>
+        <w:t>: ${percent}%</w:t>
+      </w:r>
+      <w:proofErr w:type="gramStart"/>
+      <w:r>
+        <w:t>`;</w:t>
+      </w:r>
+      <w:proofErr w:type="gramEnd"/>
     </w:p>
     <w:p>
       <w:r>
         <w:t xml:space="preserve">    </w:t>
       </w:r>
       <w:proofErr w:type="spellStart"/>
+      <w:proofErr w:type="gramStart"/>
       <w:r>
         <w:t>document.getElementById</w:t>
       </w:r>
       <w:proofErr w:type="spellEnd"/>
-      <w:r>
-        <w:t>("symbol").</w:t>
+      <w:proofErr w:type="gramEnd"/>
+      <w:r>
+        <w:t>("symbol"</w:t>
+      </w:r>
+      <w:proofErr w:type="gramStart"/>
+      <w:r>
+        <w:t>).</w:t>
       </w:r>
       <w:proofErr w:type="spellStart"/>
       <w:r>
         <w:t>innerHTML</w:t>
       </w:r>
       <w:proofErr w:type="spellEnd"/>
+      <w:proofErr w:type="gramEnd"/>
       <w:r>
         <w:t xml:space="preserve"> = `${symbol}&lt;</w:t>
       </w:r>
@@ -1665,8 +2223,13 @@
       </w:r>
       <w:proofErr w:type="spellEnd"/>
       <w:r>
-        <w:t>&gt;${message}`;</w:t>
-      </w:r>
+        <w:t>&gt;${message}</w:t>
+      </w:r>
+      <w:proofErr w:type="gramStart"/>
+      <w:r>
+        <w:t>`;</w:t>
+      </w:r>
+      <w:proofErr w:type="gramEnd"/>
     </w:p>
     <w:p>
       <w:r>
@@ -1679,12 +2242,17 @@
         <w:t xml:space="preserve">function </w:t>
       </w:r>
       <w:proofErr w:type="spellStart"/>
+      <w:proofErr w:type="gramStart"/>
       <w:r>
         <w:t>restartQuiz</w:t>
       </w:r>
       <w:proofErr w:type="spellEnd"/>
       <w:r>
-        <w:t>() {</w:t>
+        <w:t>(</w:t>
+      </w:r>
+      <w:proofErr w:type="gramEnd"/>
+      <w:r>
+        <w:t>) {</w:t>
       </w:r>
     </w:p>
     <w:p>
@@ -1692,39 +2260,55 @@
         <w:t xml:space="preserve">    </w:t>
       </w:r>
       <w:proofErr w:type="spellStart"/>
+      <w:proofErr w:type="gramStart"/>
       <w:r>
         <w:t>document.querySelectorAll</w:t>
       </w:r>
       <w:proofErr w:type="spellEnd"/>
-      <w:r>
-        <w:t>("input[type=radio]").</w:t>
+      <w:proofErr w:type="gramEnd"/>
+      <w:r>
+        <w:t>("input[type=radio]"</w:t>
+      </w:r>
+      <w:proofErr w:type="gramStart"/>
+      <w:r>
+        <w:t>).</w:t>
       </w:r>
       <w:proofErr w:type="spellStart"/>
       <w:r>
         <w:t>forEach</w:t>
       </w:r>
       <w:proofErr w:type="spellEnd"/>
+      <w:proofErr w:type="gramEnd"/>
       <w:r>
         <w:t xml:space="preserve">(r =&gt; </w:t>
       </w:r>
       <w:proofErr w:type="spellStart"/>
+      <w:proofErr w:type="gramStart"/>
       <w:r>
         <w:t>r.checked</w:t>
       </w:r>
       <w:proofErr w:type="spellEnd"/>
-      <w:r>
-        <w:t xml:space="preserve"> = false);</w:t>
-      </w:r>
+      <w:proofErr w:type="gramEnd"/>
+      <w:r>
+        <w:t xml:space="preserve"> = false</w:t>
+      </w:r>
+      <w:proofErr w:type="gramStart"/>
+      <w:r>
+        <w:t>);</w:t>
+      </w:r>
+      <w:proofErr w:type="gramEnd"/>
     </w:p>
     <w:p>
       <w:r>
         <w:t xml:space="preserve">    </w:t>
       </w:r>
       <w:proofErr w:type="spellStart"/>
+      <w:proofErr w:type="gramStart"/>
       <w:r>
         <w:t>document.getElementById</w:t>
       </w:r>
       <w:proofErr w:type="spellEnd"/>
+      <w:proofErr w:type="gramEnd"/>
       <w:r>
         <w:t>("</w:t>
       </w:r>
@@ -1734,21 +2318,52 @@
       </w:r>
       <w:proofErr w:type="spellEnd"/>
       <w:r>
-        <w:t>").</w:t>
+        <w:t>"</w:t>
+      </w:r>
+      <w:proofErr w:type="gramStart"/>
+      <w:r>
+        <w:t>).</w:t>
       </w:r>
       <w:proofErr w:type="spellStart"/>
       <w:r>
         <w:t>classList.add</w:t>
       </w:r>
       <w:proofErr w:type="spellEnd"/>
-      <w:r>
-        <w:t>("hidden");</w:t>
-      </w:r>
-    </w:p>
-    <w:p>
-      <w:r>
-        <w:t xml:space="preserve">    document.getElementById("welcomeScreen").classList.remove("hidden");</w:t>
-      </w:r>
+      <w:proofErr w:type="gramEnd"/>
+      <w:r>
+        <w:t>("hidden"</w:t>
+      </w:r>
+      <w:proofErr w:type="gramStart"/>
+      <w:r>
+        <w:t>);</w:t>
+      </w:r>
+      <w:proofErr w:type="gramEnd"/>
+    </w:p>
+    <w:p>
+      <w:r>
+        <w:t xml:space="preserve">    </w:t>
+      </w:r>
+      <w:proofErr w:type="gramStart"/>
+      <w:r>
+        <w:t>document.getElementById</w:t>
+      </w:r>
+      <w:proofErr w:type="gramEnd"/>
+      <w:r>
+        <w:t>("welcomeScreen"</w:t>
+      </w:r>
+      <w:proofErr w:type="gramStart"/>
+      <w:r>
+        <w:t>).classList.remove</w:t>
+      </w:r>
+      <w:proofErr w:type="gramEnd"/>
+      <w:r>
+        <w:t>("hidden"</w:t>
+      </w:r>
+      <w:proofErr w:type="gramStart"/>
+      <w:r>
+        <w:t>);</w:t>
+      </w:r>
+      <w:proofErr w:type="gramEnd"/>
     </w:p>
     <w:p>
       <w:r>
